--- a/downloads/teacher/05 Materials/Unit 03/Handouts/Handout 03.02 - Ages and Stages Chart and Demo Sheet.docx
+++ b/downloads/teacher/05 Materials/Unit 03/Handouts/Handout 03.02 - Ages and Stages Chart and Demo Sheet.docx
@@ -64,17 +64,6 @@
         <w:t xml:space="preserve">Word bank in other languages</w:t>
       </w:r>
       <w:bookmarkEnd w:id="21"/>
-    </w:p>
-    <w:p>
-      <w:pPr>
-        <w:pStyle w:val="FirstParagraph"/>
-      </w:pPr>
-      <w:r>
-        <w:rPr>
-          <w:rStyle w:val="TeacherNote"/>
-        </w:rPr>
-        <w:t xml:space="preserve">[Check with a native speaker before printing.]</w:t>
-      </w:r>
     </w:p>
     <w:tbl>
       <w:tblPr>
@@ -2095,15 +2084,6 @@
       </w:r>
       <w:r>
         <w:t xml:space="preserve">checklists (revised 2022, ages by which most children reach each milestone).</w:t>
-      </w:r>
-      <w:r>
-        <w:t xml:space="preserve"> </w:t>
-      </w:r>
-      <w:r>
-        <w:rPr>
-          <w:rStyle w:val="TeacherNote"/>
-        </w:rPr>
-        <w:t xml:space="preserve">[Sal: confirm against the current CDC page before printing.]</w:t>
       </w:r>
     </w:p>
     <w:sectPr>
